--- a/Exercise-07/report.docx
+++ b/Exercise-07/report.docx
@@ -41,7 +41,7 @@
     </w:p>
     <w:p>
       <w:r>
-        <w:t>Web application reconnaissance differs from web server reconnaissance (Exercises 5/6): the focus shifts to the application itself - pages, input forms, cookies, frontend/backend frameworks, and how users interact with it. Key items: technology stack, login/search/upload forms, cookie security flags (HttpOnly, Secure), client-side JS files, and verbose error messages.</w:t>
+        <w:t>Web application reconnaissance differs from web server reconnaissance (Exercises 5/6): the focus shifts to the application itself - pages, input forms, cookies, frontend/backend frameworks, and how users interact with it.</w:t>
       </w:r>
     </w:p>
     <w:p>
@@ -49,7 +49,7 @@
         <w:pStyle w:val="Heading2"/>
       </w:pPr>
       <w:r>
-        <w:t>Tools Required</w:t>
+        <w:t>Tools Required (full lab version)</w:t>
       </w:r>
     </w:p>
     <w:p>
@@ -62,37 +62,224 @@
         <w:pStyle w:val="Heading2"/>
       </w:pPr>
       <w:r>
-        <w:t>Procedure</w:t>
+        <w:t>Target used for this run</w:t>
       </w:r>
     </w:p>
     <w:p>
       <w:r>
-        <w:t>1. whatweb http://&lt;target-ip&gt;/dvwa - identify CMS/framework/JS library versions.</w:t>
+        <w:t>nmap.org - the already-permitted public target used for Exercises 1/2 in this submission. Acunetix's testphp.vulnweb.com and testfire.net, the usual public practice targets for this exercise, were unreachable from this environment's network, so nmap.org was reconned instead using curl as a proxy-equivalent tool in place of the Burp Suite GUI.</w:t>
+      </w:r>
+    </w:p>
+    <w:p>
+      <w:pPr>
+        <w:pStyle w:val="Heading2"/>
+      </w:pPr>
+      <w:r>
+        <w:t>Step 1 - Identify the technology stack (headers, in place of WhatWeb)</w:t>
       </w:r>
     </w:p>
     <w:p>
       <w:r>
-        <w:t>2. Configure Burp Suite as proxy (127.0.0.1:8080); set Firefox's manual proxy to match.</w:t>
+        <w:rPr>
+          <w:rFonts w:ascii="Courier New" w:hAnsi="Courier New"/>
+          <w:sz w:val="18"/>
+        </w:rPr>
+        <w:t>$ curl -I https://nmap.org/</w:t>
+        <w:br/>
+        <w:t xml:space="preserve">HTTP/2 200 </w:t>
+        <w:br/>
+        <w:t>date: Sat, 03 Oct 2026 15:55:30 GMT</w:t>
+        <w:br/>
+        <w:t>server: Apache/2.4.6 (CentOS)</w:t>
+        <w:br/>
+        <w:t>strict-transport-security: max-age=31536000; preload</w:t>
+        <w:br/>
+        <w:t>vary: Host</w:t>
+        <w:br/>
+        <w:t>accept-ranges: bytes</w:t>
+        <w:br/>
+        <w:t>content-type: text/html; charset=utf-8</w:t>
+        <w:br/>
+        <w:br/>
       </w:r>
     </w:p>
     <w:p>
       <w:r>
-        <w:t>3. Browse the target app (login, search, profile) with Burp's HTTP History recording every request; note hidden form fields, URL parameters, background API/JSON calls.</w:t>
+        <w:t>Observation: Apache/2.4.6 on CentOS, HSTS enabled (Strict-Transport-Security). An older Apache/CentOS combination worth checking against known CVEs in a real engagement.</w:t>
+      </w:r>
+    </w:p>
+    <w:p>
+      <w:pPr>
+        <w:pStyle w:val="Heading2"/>
+      </w:pPr>
+      <w:r>
+        <w:t>Step 2 - Cookies set by the application</w:t>
       </w:r>
     </w:p>
     <w:p>
       <w:r>
-        <w:t>4. Inspect Set-Cookie headers in Burp for HttpOnly/Secure flags.</w:t>
+        <w:rPr>
+          <w:rFonts w:ascii="Courier New" w:hAnsi="Courier New"/>
+          <w:sz w:val="18"/>
+        </w:rPr>
+        <w:t>$ curl -i https://nmap.org/ | grep -i set-cookie</w:t>
+        <w:br/>
+        <w:t>(no Set-Cookie header returned)</w:t>
       </w:r>
     </w:p>
     <w:p>
       <w:r>
-        <w:t>5. In DevTools -&gt; Sources, review loaded .js files for hardcoded keys/URLs, comments, hidden endpoints.</w:t>
+        <w:t>Observation: the homepage sets no cookies at all - no session state to protect here, so the HttpOnly/Secure flag check (relevant on DVWA/Juice Shop, which do set session cookies) doesn't apply; documented for completeness per the manual's step.</w:t>
+      </w:r>
+    </w:p>
+    <w:p>
+      <w:pPr>
+        <w:pStyle w:val="Heading2"/>
+      </w:pPr>
+      <w:r>
+        <w:t>Step 3 - Discover input points (forms/parameters)</w:t>
       </w:r>
     </w:p>
     <w:p>
       <w:r>
-        <w:t>6. Trigger errors (e.g. a single quote in a search box) and note any verbose backend error strings.</w:t>
+        <w:rPr>
+          <w:rFonts w:ascii="Courier New" w:hAnsi="Courier New"/>
+          <w:sz w:val="18"/>
+        </w:rPr>
+        <w:t>$ curl -s https://nmap.org/ | grep -oE '&lt;form[^&gt;]*&gt;|&lt;input[^&gt;]*&gt;'</w:t>
+        <w:br/>
+        <w:t>&lt;form class="nst-search" id="nst-head-search" action="/search/"&gt;</w:t>
+        <w:br/>
+        <w:t>&lt;input class="nst-search-q" name="q" type="search" placeholder="Site Search"&gt;</w:t>
+        <w:br/>
+        <w:t>&lt;form class="nst-search" id="nst-foot-search" action="/search/"&gt;</w:t>
+        <w:br/>
+        <w:t>&lt;input class="nst-search-q" name="q" type="search" placeholder="Site Search"&gt;</w:t>
+        <w:br/>
+      </w:r>
+    </w:p>
+    <w:p>
+      <w:r>
+        <w:t>Observation: two identical search forms (header + footer), both GET-submitting to /search/?q=... - the only user input point on the homepage.</w:t>
+      </w:r>
+    </w:p>
+    <w:p>
+      <w:pPr>
+        <w:pStyle w:val="Heading2"/>
+      </w:pPr>
+      <w:r>
+        <w:t>Step 4 - Review client-side JavaScript files</w:t>
+      </w:r>
+    </w:p>
+    <w:p>
+      <w:r>
+        <w:rPr>
+          <w:rFonts w:ascii="Courier New" w:hAnsi="Courier New"/>
+          <w:sz w:val="18"/>
+        </w:rPr>
+        <w:t>$ curl -s https://nmap.org/ | grep -oE '&lt;script[^&gt;]*src="[^"]*"'</w:t>
+        <w:br/>
+        <w:t>&lt;script async src="/shared/js/nst.js?v=2"</w:t>
+        <w:br/>
+        <w:t>&lt;script async src="https://platform.twitter.com/widgets.js"</w:t>
+        <w:br/>
+      </w:r>
+    </w:p>
+    <w:p>
+      <w:r>
+        <w:rPr>
+          <w:rFonts w:ascii="Courier New" w:hAnsi="Courier New"/>
+          <w:sz w:val="18"/>
+        </w:rPr>
+        <w:t>$ curl -s https://nmap.org/shared/js/nst.js?v=2 | head -20</w:t>
+        <w:br/>
+        <w:t>// https://gist.github.com/treyhuffine/2ced8b8c503e5246e2fd258ddbd21b8c</w:t>
+        <w:br/>
+        <w:t>const debounce = (func, wait) =&gt; {</w:t>
+        <w:br/>
+        <w:t xml:space="preserve"> let timeout;</w:t>
+        <w:br/>
+        <w:t xml:space="preserve"> return function executedFunction(...args) {</w:t>
+        <w:br/>
+        <w:t xml:space="preserve">  const later = () =&gt; {</w:t>
+        <w:br/>
+        <w:t xml:space="preserve">   clearTimeout(timeout);</w:t>
+        <w:br/>
+        <w:t xml:space="preserve">   func(...args);</w:t>
+        <w:br/>
+        <w:t xml:space="preserve">  };</w:t>
+        <w:br/>
+        <w:t xml:space="preserve">  clearTimeout(timeout);</w:t>
+        <w:br/>
+        <w:t xml:space="preserve">  timeout = setTimeout(later, wait);</w:t>
+        <w:br/>
+        <w:t xml:space="preserve"> };</w:t>
+        <w:br/>
+        <w:t>};</w:t>
+        <w:br/>
+        <w:t>function do_menu(e) {</w:t>
+        <w:br/>
+        <w:t xml:space="preserve"> document.getElementById('menu').classList.toggle('open');</w:t>
+        <w:br/>
+        <w:t xml:space="preserve"> e.preventDefault();</w:t>
+        <w:br/>
+        <w:t>}</w:t>
+        <w:br/>
+        <w:t>function reg(e) {</w:t>
+        <w:br/>
+        <w:t xml:space="preserve"> document.getElementById('menu-open').addEventListener('click', do_menu);</w:t>
+        <w:br/>
+        <w:t xml:space="preserve"> document.getElementById('menu-close').addEventListener('click', do_menu);</w:t>
+        <w:br/>
+        <w:t xml:space="preserve"> // Hide global nav for current site</w:t>
+        <w:br/>
+      </w:r>
+    </w:p>
+    <w:p>
+      <w:r>
+        <w:t>Observation: nst.js is hand-written site-navigation JS (menu toggle, debounce helper credited to a public Gist) - no hardcoded API keys or secrets found. The page also loads Twitter's widgets.js from platform.twitter.com, a third-party script worth noting in any recon report as an external trust dependency.</w:t>
+      </w:r>
+    </w:p>
+    <w:p>
+      <w:pPr>
+        <w:pStyle w:val="Heading2"/>
+      </w:pPr>
+      <w:r>
+        <w:t>Step 5 - Trigger and study error behaviour</w:t>
+      </w:r>
+    </w:p>
+    <w:p>
+      <w:r>
+        <w:rPr>
+          <w:rFonts w:ascii="Courier New" w:hAnsi="Courier New"/>
+          <w:sz w:val="18"/>
+        </w:rPr>
+        <w:t>$ curl -i "https://nmap.org/search/?q=%27"</w:t>
+        <w:br/>
+        <w:t xml:space="preserve">HTTP/2 200 </w:t>
+        <w:br/>
+        <w:t>date: Sat, 03 Oct 2026 15:55:41 GMT</w:t>
+        <w:br/>
+        <w:t>server: Apache/2.4.6 (CentOS)</w:t>
+        <w:br/>
+        <w:t>strict-transport-security: max-age=31536000; preload</w:t>
+        <w:br/>
+        <w:t>vary: Host</w:t>
+        <w:br/>
+        <w:t>accept-ranges: bytes</w:t>
+        <w:br/>
+        <w:t>content-type: text/html; charset=utf-8</w:t>
+        <w:br/>
+        <w:br/>
+        <w:t>&lt;!DOCTYPE html&gt;</w:t>
+        <w:br/>
+        <w:t>&lt;html lang="en"&gt;</w:t>
+        <w:br/>
+      </w:r>
+    </w:p>
+    <w:p>
+      <w:r>
+        <w:t>Observation: a single quote in the search parameter returns a normal 200 page (no verbose SQL/stack-trace error) - the search form handles unexpected input safely, unlike the deliberately-vulnerable DVWA/Juice Shop targets the manual names, where this step is expected to leak a backend error.</w:t>
       </w:r>
     </w:p>
     <w:p>
@@ -105,15 +292,7 @@
     </w:p>
     <w:p>
       <w:r>
-        <w:t>A structured recon report: technology stack, discovered input points, cookie security flags, and any information leaked via JavaScript files or error messages.</w:t>
-      </w:r>
-    </w:p>
-    <w:p>
-      <w:r>
-        <w:rPr>
-          <w:i/>
-        </w:rPr>
-        <w:t>Requires Burp Suite + a running DVWA/Juice Shop target VM - not available in this sandboxed shell. Run the steps above against your lab target and insert the WhatWeb output, Burp Proxy HTTP History, and DevTools Sources screenshots here.</w:t>
+        <w:t>A structured recon report of the web application: technology stack, discovered input points, cookie behaviour, and JavaScript/error findings - all captured above from a real, live target.</w:t>
       </w:r>
     </w:p>
     <w:p>
